--- a/klagomål/A 52611-2023 FSC-klagomål.docx
+++ b/klagomål/A 52611-2023 FSC-klagomål.docx
@@ -662,7 +662,7 @@
     <w:r>
       <w:tab/>
       <w:tab/>
-      <w:t>2026-01-24</w:t>
+      <w:t>2026-01-25</w:t>
       <w:br/>
       <w:br/>
     </w:r>

--- a/klagomål/A 52611-2023 FSC-klagomål.docx
+++ b/klagomål/A 52611-2023 FSC-klagomål.docx
@@ -662,7 +662,7 @@
     <w:r>
       <w:tab/>
       <w:tab/>
-      <w:t>2026-01-25</w:t>
+      <w:t>2026-01-26</w:t>
       <w:br/>
       <w:br/>
     </w:r>

--- a/klagomål/A 52611-2023 FSC-klagomål.docx
+++ b/klagomål/A 52611-2023 FSC-klagomål.docx
@@ -662,7 +662,7 @@
     <w:r>
       <w:tab/>
       <w:tab/>
-      <w:t>2026-01-26</w:t>
+      <w:t>2026-01-27</w:t>
       <w:br/>
       <w:br/>
     </w:r>

--- a/klagomål/A 52611-2023 FSC-klagomål.docx
+++ b/klagomål/A 52611-2023 FSC-klagomål.docx
@@ -662,7 +662,7 @@
     <w:r>
       <w:tab/>
       <w:tab/>
-      <w:t>2026-01-27</w:t>
+      <w:t>2026-01-28</w:t>
       <w:br/>
       <w:br/>
     </w:r>

--- a/klagomål/A 52611-2023 FSC-klagomål.docx
+++ b/klagomål/A 52611-2023 FSC-klagomål.docx
@@ -112,7 +112,7 @@
         <w:pStyle w:val="ListBullet"/>
       </w:pPr>
       <w:r>
-        <w:t>Om ett ombud (tex Norra skog eller Mellanskog) avverkningsanmäler en skog med naturvärden motsvarande nyckelbiotops kvalité men markägaren inte är FSC certifierad, bör du skicka in ett FSC kontrollerat virke klagomål. Då ska klagomålet skickas till ombudsföretaget.</w:t>
+        <w:t>Om ett ombud (tex Norra skog eller Mellanskog) avverkningsanmäler en skog med naturvärden motsvarande nyckelbiotops kvalitet men markägaren inte är FSC certifierad, bör du skicka in ett FSC kontrollerat virke klagomål. Då ska klagomålet skickas till ombudsföretaget.</w:t>
       </w:r>
     </w:p>
     <w:p>
@@ -254,7 +254,25 @@
         <w:t xml:space="preserve">Blåmossa </w:t>
       </w:r>
       <w:r>
-        <w:t>har karaktäristiska kuddar som är lätta att se på långt håll. Mycket stora kuddar, större än 0,5 meter i höjd, indikerar höga naturvärden där skogen har en lång period av orördhet oh stabila miljöförhållanden. Mossan växer under gynnsamma omständigheter cirka 1 centimeter per år och stora kuddar kan därför indirekt visa att lokalen varit lämplig under en lång tid (Nitare &amp; Skogsstyrelsen, 2019).</w:t>
+        <w:t xml:space="preserve">har karaktäristiska kuddar som är lätta att se på långt håll. Mycket stora kuddar, större än 0,5 meter i höjd, indikerar höga naturvärden där skogen har en lång period av orördhet oh stabila miljöförhållanden. Mossan växer under gynnsamma omständigheter cirka 1 centimeter per år och stora kuddar kan därför indirekt visa att lokalen varit lämplig under en lång tid. Blåmossa är typisk art för </w:t>
+      </w:r>
+      <w:r>
+        <w:rPr>
+          <w:i/>
+        </w:rPr>
+        <w:t>9010 Taiga, 9080 Lövsumpskog</w:t>
+      </w:r>
+      <w:r>
+        <w:t xml:space="preserve"> och </w:t>
+      </w:r>
+      <w:r>
+        <w:rPr>
+          <w:i/>
+        </w:rPr>
+        <w:t>9750 Svämlövskog</w:t>
+      </w:r>
+      <w:r>
+        <w:t xml:space="preserve"> (SLU Artdatabanken, 2025; Nitare &amp; Skogsstyrelsen, 2019).</w:t>
       </w:r>
     </w:p>
     <w:p>
@@ -662,7 +680,7 @@
     <w:r>
       <w:tab/>
       <w:tab/>
-      <w:t>2026-01-28</w:t>
+      <w:t>2026-01-29</w:t>
       <w:br/>
       <w:br/>
     </w:r>

--- a/klagomål/A 52611-2023 FSC-klagomål.docx
+++ b/klagomål/A 52611-2023 FSC-klagomål.docx
@@ -680,7 +680,7 @@
     <w:r>
       <w:tab/>
       <w:tab/>
-      <w:t>2026-01-29</w:t>
+      <w:t>2026-01-30</w:t>
       <w:br/>
       <w:br/>
     </w:r>

--- a/klagomål/A 52611-2023 FSC-klagomål.docx
+++ b/klagomål/A 52611-2023 FSC-klagomål.docx
@@ -680,7 +680,7 @@
     <w:r>
       <w:tab/>
       <w:tab/>
-      <w:t>2026-01-30</w:t>
+      <w:t>2026-01-31</w:t>
       <w:br/>
       <w:br/>
     </w:r>

--- a/klagomål/A 52611-2023 FSC-klagomål.docx
+++ b/klagomål/A 52611-2023 FSC-klagomål.docx
@@ -680,7 +680,7 @@
     <w:r>
       <w:tab/>
       <w:tab/>
-      <w:t>2026-03-01</w:t>
+      <w:t>2026-03-02</w:t>
       <w:br/>
       <w:br/>
     </w:r>

--- a/klagomål/A 52611-2023 FSC-klagomål.docx
+++ b/klagomål/A 52611-2023 FSC-klagomål.docx
@@ -680,7 +680,7 @@
     <w:r>
       <w:tab/>
       <w:tab/>
-      <w:t>2026-03-02</w:t>
+      <w:t>2026-03-03</w:t>
       <w:br/>
       <w:br/>
     </w:r>

--- a/klagomål/A 52611-2023 FSC-klagomål.docx
+++ b/klagomål/A 52611-2023 FSC-klagomål.docx
@@ -680,7 +680,7 @@
     <w:r>
       <w:tab/>
       <w:tab/>
-      <w:t>2026-03-03</w:t>
+      <w:t>2026-03-04</w:t>
       <w:br/>
       <w:br/>
     </w:r>

--- a/klagomål/A 52611-2023 FSC-klagomål.docx
+++ b/klagomål/A 52611-2023 FSC-klagomål.docx
@@ -680,7 +680,7 @@
     <w:r>
       <w:tab/>
       <w:tab/>
-      <w:t>2026-03-04</w:t>
+      <w:t>2026-03-05</w:t>
       <w:br/>
       <w:br/>
     </w:r>

--- a/klagomål/A 52611-2023 FSC-klagomål.docx
+++ b/klagomål/A 52611-2023 FSC-klagomål.docx
@@ -680,7 +680,7 @@
     <w:r>
       <w:tab/>
       <w:tab/>
-      <w:t>2026-03-05</w:t>
+      <w:t>2026-03-06</w:t>
       <w:br/>
       <w:br/>
     </w:r>

--- a/klagomål/A 52611-2023 FSC-klagomål.docx
+++ b/klagomål/A 52611-2023 FSC-klagomål.docx
@@ -680,7 +680,7 @@
     <w:r>
       <w:tab/>
       <w:tab/>
-      <w:t>2026-03-06</w:t>
+      <w:t>2026-03-07</w:t>
       <w:br/>
       <w:br/>
     </w:r>

--- a/klagomål/A 52611-2023 FSC-klagomål.docx
+++ b/klagomål/A 52611-2023 FSC-klagomål.docx
@@ -680,7 +680,7 @@
     <w:r>
       <w:tab/>
       <w:tab/>
-      <w:t>2026-03-07</w:t>
+      <w:t>2026-03-08</w:t>
       <w:br/>
       <w:br/>
     </w:r>

--- a/klagomål/A 52611-2023 FSC-klagomål.docx
+++ b/klagomål/A 52611-2023 FSC-klagomål.docx
@@ -680,7 +680,7 @@
     <w:r>
       <w:tab/>
       <w:tab/>
-      <w:t>2026-03-08</w:t>
+      <w:t>2026-03-09</w:t>
       <w:br/>
       <w:br/>
     </w:r>

--- a/klagomål/A 52611-2023 FSC-klagomål.docx
+++ b/klagomål/A 52611-2023 FSC-klagomål.docx
@@ -680,7 +680,7 @@
     <w:r>
       <w:tab/>
       <w:tab/>
-      <w:t>2026-03-09</w:t>
+      <w:t>2026-03-10</w:t>
       <w:br/>
       <w:br/>
     </w:r>

--- a/klagomål/A 52611-2023 FSC-klagomål.docx
+++ b/klagomål/A 52611-2023 FSC-klagomål.docx
@@ -680,7 +680,7 @@
     <w:r>
       <w:tab/>
       <w:tab/>
-      <w:t>2026-03-10</w:t>
+      <w:t>2026-03-11</w:t>
       <w:br/>
       <w:br/>
     </w:r>

--- a/klagomål/A 52611-2023 FSC-klagomål.docx
+++ b/klagomål/A 52611-2023 FSC-klagomål.docx
@@ -680,7 +680,7 @@
     <w:r>
       <w:tab/>
       <w:tab/>
-      <w:t>2026-03-11</w:t>
+      <w:t>2026-03-12</w:t>
       <w:br/>
       <w:br/>
     </w:r>

--- a/klagomål/A 52611-2023 FSC-klagomål.docx
+++ b/klagomål/A 52611-2023 FSC-klagomål.docx
@@ -680,7 +680,7 @@
     <w:r>
       <w:tab/>
       <w:tab/>
-      <w:t>2026-03-12</w:t>
+      <w:t>2026-03-13</w:t>
       <w:br/>
       <w:br/>
     </w:r>

--- a/klagomål/A 52611-2023 FSC-klagomål.docx
+++ b/klagomål/A 52611-2023 FSC-klagomål.docx
@@ -680,7 +680,7 @@
     <w:r>
       <w:tab/>
       <w:tab/>
-      <w:t>2026-03-13</w:t>
+      <w:t>2026-03-16</w:t>
       <w:br/>
       <w:br/>
     </w:r>

--- a/klagomål/A 52611-2023 FSC-klagomål.docx
+++ b/klagomål/A 52611-2023 FSC-klagomål.docx
@@ -680,7 +680,7 @@
     <w:r>
       <w:tab/>
       <w:tab/>
-      <w:t>2026-03-16</w:t>
+      <w:t>2026-03-17</w:t>
       <w:br/>
       <w:br/>
     </w:r>

--- a/klagomål/A 52611-2023 FSC-klagomål.docx
+++ b/klagomål/A 52611-2023 FSC-klagomål.docx
@@ -680,7 +680,7 @@
     <w:r>
       <w:tab/>
       <w:tab/>
-      <w:t>2026-03-17</w:t>
+      <w:t>2026-03-18</w:t>
       <w:br/>
       <w:br/>
     </w:r>
